--- a/!Готовые работы/5.docx
+++ b/!Готовые работы/5.docx
@@ -4,165 +4,2062 @@
   <w:body>
     <w:p>
       <w:pPr>
-        <w:ind w:firstLine="0"/>
-        <w:jc w:val="center"/>
+        <w:pStyle w:val="1"/>
+        <w:ind w:left="851"/>
+        <w:rPr>
+          <w:sz w:val="28"/>
+          <w:szCs w:val="16"/>
+        </w:rPr>
+      </w:pPr>
+      <w:r>
+        <w:rPr>
+          <w:sz w:val="28"/>
+          <w:szCs w:val="16"/>
+        </w:rPr>
+        <w:t xml:space="preserve">Практическая </w:t>
+      </w:r>
+      <w:r>
+        <w:rPr>
+          <w:sz w:val="28"/>
+          <w:szCs w:val="16"/>
+        </w:rPr>
+        <w:t xml:space="preserve">работа. </w:t>
+      </w:r>
+      <w:r>
+        <w:rPr>
+          <w:sz w:val="28"/>
+          <w:szCs w:val="16"/>
+        </w:rPr>
+        <w:t xml:space="preserve">Раздел </w:t>
+      </w:r>
+      <w:r>
+        <w:rPr>
+          <w:sz w:val="28"/>
+          <w:szCs w:val="16"/>
+        </w:rPr>
+        <w:t>5</w:t>
+      </w:r>
+    </w:p>
+    <w:p>
+      <w:r>
         <w:rPr>
           <w:b/>
-          <w:bCs/>
+        </w:rPr>
+        <w:t>Тема:</w:t>
+      </w:r>
+      <w:r>
+        <w:t xml:space="preserve"> </w:t>
+      </w:r>
+      <w:r>
+        <w:t>«Нахождение и исправление ошибок кодирования в разрабатываемой информационной системе»</w:t>
+      </w:r>
+    </w:p>
+    <w:p>
+      <w:r>
+        <w:rPr>
+          <w:b/>
+        </w:rPr>
+        <w:t>Цель</w:t>
+      </w:r>
+      <w:proofErr w:type="gramStart"/>
+      <w:r>
+        <w:rPr>
+          <w:b/>
+        </w:rPr>
+        <w:t>:</w:t>
+      </w:r>
+      <w:r>
+        <w:t xml:space="preserve"> </w:t>
+      </w:r>
+      <w:r>
+        <w:t>Научиться</w:t>
+      </w:r>
+      <w:proofErr w:type="gramEnd"/>
+      <w:r>
+        <w:t xml:space="preserve"> выявлять логические, синтаксические ошибки и уязвимости в коде C#, использовать инструменты статического анализа и отладчик Visual Studio 2022, а также применять лучшие практики (</w:t>
+      </w:r>
+      <w:proofErr w:type="spellStart"/>
+      <w:r>
+        <w:t>parameterized</w:t>
+      </w:r>
+      <w:proofErr w:type="spellEnd"/>
+      <w:r>
+        <w:t xml:space="preserve"> </w:t>
+      </w:r>
+      <w:proofErr w:type="spellStart"/>
+      <w:r>
+        <w:t>queries</w:t>
+      </w:r>
+      <w:proofErr w:type="spellEnd"/>
+      <w:r>
+        <w:t xml:space="preserve">, </w:t>
+      </w:r>
+      <w:proofErr w:type="spellStart"/>
+      <w:r>
+        <w:t>exception</w:t>
+      </w:r>
+      <w:proofErr w:type="spellEnd"/>
+      <w:r>
+        <w:t xml:space="preserve"> </w:t>
+      </w:r>
+      <w:proofErr w:type="spellStart"/>
+      <w:r>
+        <w:t>handling</w:t>
+      </w:r>
+      <w:proofErr w:type="spellEnd"/>
+      <w:r>
+        <w:t xml:space="preserve">, </w:t>
+      </w:r>
+      <w:proofErr w:type="spellStart"/>
+      <w:r>
+        <w:t>resource</w:t>
+      </w:r>
+      <w:proofErr w:type="spellEnd"/>
+      <w:r>
+        <w:t xml:space="preserve"> </w:t>
+      </w:r>
+      <w:proofErr w:type="spellStart"/>
+      <w:r>
+        <w:t>disposal</w:t>
+      </w:r>
+      <w:proofErr w:type="spellEnd"/>
+      <w:r>
+        <w:t>) для исправления кода в соответствии с требованиями Демонстрационного экзамена.</w:t>
+      </w:r>
+    </w:p>
+    <w:p>
+      <w:r>
+        <w:rPr>
+          <w:b/>
+        </w:rPr>
+        <w:t>Вариант 22</w:t>
+      </w:r>
+      <w:r>
+        <w:rPr>
+          <w:b/>
+        </w:rPr>
+        <w:t>:</w:t>
+      </w:r>
+      <w:r>
+        <w:t xml:space="preserve"> Автоцентр «Плюс»</w:t>
+      </w:r>
+    </w:p>
+    <w:p>
+      <w:pPr>
+        <w:pStyle w:val="21"/>
+        <w:ind w:left="851"/>
+      </w:pPr>
+      <w:r>
+        <w:t>5.1. Постановка задачи</w:t>
+      </w:r>
+    </w:p>
+    <w:p>
+      <w:r>
+        <w:t xml:space="preserve">От руководителя практики получен «эталонный» модуль </w:t>
+      </w:r>
+      <w:proofErr w:type="spellStart"/>
+      <w:r>
+        <w:rPr>
+          <w:rFonts w:ascii="Consolas" w:hAnsi="Consolas"/>
+          <w:sz w:val="18"/>
+        </w:rPr>
+        <w:t>OrderForm_Before.cs</w:t>
+      </w:r>
+      <w:proofErr w:type="spellEnd"/>
+      <w:r>
+        <w:t xml:space="preserve"> (расчёт полной стоимости заказа покупателя) с намеренно внесёнными ошибками. Требуется:</w:t>
+      </w:r>
+    </w:p>
+    <w:p>
+      <w:r>
+        <w:t xml:space="preserve">1. провести статический анализ (VS2022, </w:t>
+      </w:r>
+      <w:proofErr w:type="spellStart"/>
+      <w:r>
+        <w:t>SonarLint</w:t>
+      </w:r>
+      <w:proofErr w:type="spellEnd"/>
+      <w:r>
+        <w:t>) и отладку;</w:t>
+      </w:r>
+    </w:p>
+    <w:p>
+      <w:r>
+        <w:t>2. идентифицировать и классифицировать ошибки;</w:t>
+      </w:r>
+    </w:p>
+    <w:p>
+      <w:pPr>
+        <w:rPr>
           <w:lang w:val="en-US"/>
         </w:rPr>
       </w:pPr>
+      <w:r>
+        <w:rPr>
+          <w:lang w:val="en-US"/>
+        </w:rPr>
+        <w:t xml:space="preserve">3. </w:t>
+      </w:r>
+      <w:r>
+        <w:t>исправить</w:t>
+      </w:r>
+      <w:r>
+        <w:rPr>
+          <w:lang w:val="en-US"/>
+        </w:rPr>
+        <w:t xml:space="preserve"> </w:t>
+      </w:r>
+      <w:r>
+        <w:t>модуль</w:t>
+      </w:r>
+      <w:r>
+        <w:rPr>
+          <w:lang w:val="en-US"/>
+        </w:rPr>
+        <w:t xml:space="preserve"> (</w:t>
+      </w:r>
+      <w:r>
+        <w:t>см</w:t>
+      </w:r>
+      <w:r>
+        <w:rPr>
+          <w:lang w:val="en-US"/>
+        </w:rPr>
+        <w:t xml:space="preserve">. </w:t>
+      </w:r>
+      <w:proofErr w:type="spellStart"/>
+      <w:r>
+        <w:rPr>
+          <w:rFonts w:ascii="Consolas" w:hAnsi="Consolas"/>
+          <w:sz w:val="18"/>
+          <w:lang w:val="en-US"/>
+        </w:rPr>
+        <w:t>AutoCenterPlus.Client</w:t>
+      </w:r>
+      <w:proofErr w:type="spellEnd"/>
+      <w:r>
+        <w:rPr>
+          <w:rFonts w:ascii="Consolas" w:hAnsi="Consolas"/>
+          <w:sz w:val="18"/>
+          <w:lang w:val="en-US"/>
+        </w:rPr>
+        <w:t>/Forms/</w:t>
+      </w:r>
+      <w:proofErr w:type="spellStart"/>
+      <w:r>
+        <w:rPr>
+          <w:rFonts w:ascii="Consolas" w:hAnsi="Consolas"/>
+          <w:sz w:val="18"/>
+          <w:lang w:val="en-US"/>
+        </w:rPr>
+        <w:t>OrderForm.cs</w:t>
+      </w:r>
+      <w:proofErr w:type="spellEnd"/>
+      <w:r>
+        <w:rPr>
+          <w:lang w:val="en-US"/>
+        </w:rPr>
+        <w:t>);</w:t>
+      </w:r>
+    </w:p>
+    <w:p>
+      <w:r>
+        <w:t>4. оформить протокол исправлений.</w:t>
+      </w:r>
+    </w:p>
+    <w:p>
+      <w:pPr>
+        <w:pStyle w:val="21"/>
+        <w:ind w:left="851"/>
+      </w:pPr>
+      <w:r>
+        <w:t>5.2. Протокол выявления ошибок кодирования (8 ошибок)</w:t>
+      </w:r>
+    </w:p>
+    <w:tbl>
+      <w:tblPr>
+        <w:tblStyle w:val="ad"/>
+        <w:tblW w:w="10084" w:type="dxa"/>
+        <w:tblLook w:val="04A0" w:firstRow="1" w:lastRow="0" w:firstColumn="1" w:lastColumn="0" w:noHBand="0" w:noVBand="1"/>
+      </w:tblPr>
+      <w:tblGrid>
+        <w:gridCol w:w="2520"/>
+        <w:gridCol w:w="2521"/>
+        <w:gridCol w:w="2522"/>
+        <w:gridCol w:w="2521"/>
+      </w:tblGrid>
+      <w:tr>
+        <w:trPr>
+          <w:trHeight w:val="199"/>
+        </w:trPr>
+        <w:tc>
+          <w:tcPr>
+            <w:tcW w:w="2520" w:type="dxa"/>
+          </w:tcPr>
+          <w:p>
+            <w:pPr>
+              <w:spacing w:after="20"/>
+              <w:rPr>
+                <w:sz w:val="20"/>
+                <w:szCs w:val="24"/>
+              </w:rPr>
+            </w:pPr>
+            <w:r>
+              <w:rPr>
+                <w:b/>
+                <w:sz w:val="20"/>
+                <w:szCs w:val="24"/>
+              </w:rPr>
+              <w:t>№</w:t>
+            </w:r>
+          </w:p>
+        </w:tc>
+        <w:tc>
+          <w:tcPr>
+            <w:tcW w:w="2521" w:type="dxa"/>
+          </w:tcPr>
+          <w:p>
+            <w:pPr>
+              <w:spacing w:after="20"/>
+              <w:rPr>
+                <w:sz w:val="20"/>
+                <w:szCs w:val="24"/>
+              </w:rPr>
+            </w:pPr>
+            <w:r>
+              <w:rPr>
+                <w:b/>
+                <w:sz w:val="20"/>
+                <w:szCs w:val="24"/>
+              </w:rPr>
+              <w:t>Тип ошибки</w:t>
+            </w:r>
+          </w:p>
+        </w:tc>
+        <w:tc>
+          <w:tcPr>
+            <w:tcW w:w="2522" w:type="dxa"/>
+          </w:tcPr>
+          <w:p>
+            <w:pPr>
+              <w:spacing w:after="20"/>
+              <w:rPr>
+                <w:sz w:val="20"/>
+                <w:szCs w:val="24"/>
+              </w:rPr>
+            </w:pPr>
+            <w:r>
+              <w:rPr>
+                <w:b/>
+                <w:sz w:val="20"/>
+                <w:szCs w:val="24"/>
+              </w:rPr>
+              <w:t>Диагностика</w:t>
+            </w:r>
+          </w:p>
+        </w:tc>
+        <w:tc>
+          <w:tcPr>
+            <w:tcW w:w="2521" w:type="dxa"/>
+          </w:tcPr>
+          <w:p>
+            <w:pPr>
+              <w:spacing w:after="20"/>
+              <w:rPr>
+                <w:sz w:val="20"/>
+                <w:szCs w:val="24"/>
+              </w:rPr>
+            </w:pPr>
+            <w:r>
+              <w:rPr>
+                <w:b/>
+                <w:sz w:val="20"/>
+                <w:szCs w:val="24"/>
+              </w:rPr>
+              <w:t>Описание</w:t>
+            </w:r>
+          </w:p>
+        </w:tc>
+      </w:tr>
+      <w:tr>
+        <w:trPr>
+          <w:trHeight w:val="399"/>
+        </w:trPr>
+        <w:tc>
+          <w:tcPr>
+            <w:tcW w:w="2520" w:type="dxa"/>
+          </w:tcPr>
+          <w:p>
+            <w:pPr>
+              <w:spacing w:after="20"/>
+              <w:rPr>
+                <w:sz w:val="20"/>
+                <w:szCs w:val="24"/>
+              </w:rPr>
+            </w:pPr>
+            <w:r>
+              <w:rPr>
+                <w:sz w:val="20"/>
+                <w:szCs w:val="24"/>
+              </w:rPr>
+              <w:t>1</w:t>
+            </w:r>
+          </w:p>
+        </w:tc>
+        <w:tc>
+          <w:tcPr>
+            <w:tcW w:w="2521" w:type="dxa"/>
+          </w:tcPr>
+          <w:p>
+            <w:pPr>
+              <w:spacing w:after="20"/>
+              <w:ind w:firstLine="0"/>
+              <w:rPr>
+                <w:sz w:val="20"/>
+                <w:szCs w:val="24"/>
+              </w:rPr>
+            </w:pPr>
+            <w:r>
+              <w:rPr>
+                <w:sz w:val="20"/>
+                <w:szCs w:val="24"/>
+              </w:rPr>
+              <w:t>Утечка ресурсов</w:t>
+            </w:r>
+          </w:p>
+        </w:tc>
+        <w:tc>
+          <w:tcPr>
+            <w:tcW w:w="2522" w:type="dxa"/>
+          </w:tcPr>
+          <w:p>
+            <w:pPr>
+              <w:spacing w:after="20"/>
+              <w:ind w:firstLine="0"/>
+              <w:rPr>
+                <w:sz w:val="20"/>
+                <w:szCs w:val="24"/>
+              </w:rPr>
+            </w:pPr>
+            <w:r>
+              <w:rPr>
+                <w:sz w:val="20"/>
+                <w:szCs w:val="24"/>
+              </w:rPr>
+              <w:t>CA2213</w:t>
+            </w:r>
+          </w:p>
+        </w:tc>
+        <w:tc>
+          <w:tcPr>
+            <w:tcW w:w="2521" w:type="dxa"/>
+          </w:tcPr>
+          <w:p>
+            <w:pPr>
+              <w:spacing w:after="20"/>
+              <w:ind w:firstLine="0"/>
+              <w:rPr>
+                <w:sz w:val="20"/>
+                <w:szCs w:val="24"/>
+              </w:rPr>
+            </w:pPr>
+            <w:proofErr w:type="spellStart"/>
+            <w:r>
+              <w:rPr>
+                <w:sz w:val="20"/>
+                <w:szCs w:val="24"/>
+              </w:rPr>
+              <w:t>SqlConnection</w:t>
+            </w:r>
+            <w:proofErr w:type="spellEnd"/>
+            <w:r>
+              <w:rPr>
+                <w:sz w:val="20"/>
+                <w:szCs w:val="24"/>
+              </w:rPr>
+              <w:t xml:space="preserve"> объявлен полем и никогда не закрывается</w:t>
+            </w:r>
+          </w:p>
+        </w:tc>
+      </w:tr>
+      <w:tr>
+        <w:trPr>
+          <w:trHeight w:val="584"/>
+        </w:trPr>
+        <w:tc>
+          <w:tcPr>
+            <w:tcW w:w="2520" w:type="dxa"/>
+          </w:tcPr>
+          <w:p>
+            <w:pPr>
+              <w:spacing w:after="20"/>
+              <w:rPr>
+                <w:sz w:val="20"/>
+                <w:szCs w:val="24"/>
+              </w:rPr>
+            </w:pPr>
+            <w:r>
+              <w:rPr>
+                <w:sz w:val="20"/>
+                <w:szCs w:val="24"/>
+              </w:rPr>
+              <w:t>2</w:t>
+            </w:r>
+          </w:p>
+        </w:tc>
+        <w:tc>
+          <w:tcPr>
+            <w:tcW w:w="2521" w:type="dxa"/>
+          </w:tcPr>
+          <w:p>
+            <w:pPr>
+              <w:spacing w:after="20"/>
+              <w:ind w:firstLine="0"/>
+              <w:rPr>
+                <w:sz w:val="20"/>
+                <w:szCs w:val="24"/>
+              </w:rPr>
+            </w:pPr>
+            <w:r>
+              <w:rPr>
+                <w:sz w:val="20"/>
+                <w:szCs w:val="24"/>
+              </w:rPr>
+              <w:t>Отсутствие обработки исключений</w:t>
+            </w:r>
+          </w:p>
+        </w:tc>
+        <w:tc>
+          <w:tcPr>
+            <w:tcW w:w="2522" w:type="dxa"/>
+          </w:tcPr>
+          <w:p>
+            <w:pPr>
+              <w:spacing w:after="20"/>
+              <w:ind w:firstLine="0"/>
+              <w:rPr>
+                <w:sz w:val="20"/>
+                <w:szCs w:val="24"/>
+              </w:rPr>
+            </w:pPr>
+            <w:r>
+              <w:rPr>
+                <w:sz w:val="20"/>
+                <w:szCs w:val="24"/>
+              </w:rPr>
+              <w:t>Отладчик</w:t>
+            </w:r>
+          </w:p>
+        </w:tc>
+        <w:tc>
+          <w:tcPr>
+            <w:tcW w:w="2521" w:type="dxa"/>
+          </w:tcPr>
+          <w:p>
+            <w:pPr>
+              <w:spacing w:after="20"/>
+              <w:ind w:firstLine="0"/>
+              <w:rPr>
+                <w:sz w:val="20"/>
+                <w:szCs w:val="24"/>
+              </w:rPr>
+            </w:pPr>
+            <w:proofErr w:type="spellStart"/>
+            <w:proofErr w:type="gramStart"/>
+            <w:r>
+              <w:rPr>
+                <w:sz w:val="20"/>
+                <w:szCs w:val="24"/>
+              </w:rPr>
+              <w:t>int.Parse</w:t>
+            </w:r>
+            <w:proofErr w:type="spellEnd"/>
+            <w:proofErr w:type="gramEnd"/>
+            <w:r>
+              <w:rPr>
+                <w:sz w:val="20"/>
+                <w:szCs w:val="24"/>
+              </w:rPr>
+              <w:t xml:space="preserve"> без проверки → </w:t>
+            </w:r>
+            <w:proofErr w:type="spellStart"/>
+            <w:r>
+              <w:rPr>
+                <w:sz w:val="20"/>
+                <w:szCs w:val="24"/>
+              </w:rPr>
+              <w:t>FormatException</w:t>
+            </w:r>
+            <w:proofErr w:type="spellEnd"/>
+            <w:r>
+              <w:rPr>
+                <w:sz w:val="20"/>
+                <w:szCs w:val="24"/>
+              </w:rPr>
+              <w:t xml:space="preserve"> при вводе "</w:t>
+            </w:r>
+            <w:proofErr w:type="spellStart"/>
+            <w:r>
+              <w:rPr>
+                <w:sz w:val="20"/>
+                <w:szCs w:val="24"/>
+              </w:rPr>
+              <w:t>abc</w:t>
+            </w:r>
+            <w:proofErr w:type="spellEnd"/>
+            <w:r>
+              <w:rPr>
+                <w:sz w:val="20"/>
+                <w:szCs w:val="24"/>
+              </w:rPr>
+              <w:t>"</w:t>
+            </w:r>
+          </w:p>
+        </w:tc>
+      </w:tr>
+      <w:tr>
+        <w:trPr>
+          <w:trHeight w:val="384"/>
+        </w:trPr>
+        <w:tc>
+          <w:tcPr>
+            <w:tcW w:w="2520" w:type="dxa"/>
+          </w:tcPr>
+          <w:p>
+            <w:pPr>
+              <w:spacing w:after="20"/>
+              <w:rPr>
+                <w:sz w:val="20"/>
+                <w:szCs w:val="24"/>
+              </w:rPr>
+            </w:pPr>
+            <w:r>
+              <w:rPr>
+                <w:sz w:val="20"/>
+                <w:szCs w:val="24"/>
+              </w:rPr>
+              <w:t>3</w:t>
+            </w:r>
+          </w:p>
+        </w:tc>
+        <w:tc>
+          <w:tcPr>
+            <w:tcW w:w="2521" w:type="dxa"/>
+          </w:tcPr>
+          <w:p>
+            <w:pPr>
+              <w:spacing w:after="20"/>
+              <w:ind w:firstLine="0"/>
+              <w:rPr>
+                <w:sz w:val="20"/>
+                <w:szCs w:val="24"/>
+              </w:rPr>
+            </w:pPr>
+            <w:r>
+              <w:rPr>
+                <w:sz w:val="20"/>
+                <w:szCs w:val="24"/>
+              </w:rPr>
+              <w:t>SQL-инъекция</w:t>
+            </w:r>
+          </w:p>
+        </w:tc>
+        <w:tc>
+          <w:tcPr>
+            <w:tcW w:w="2522" w:type="dxa"/>
+          </w:tcPr>
+          <w:p>
+            <w:pPr>
+              <w:spacing w:after="20"/>
+              <w:ind w:firstLine="0"/>
+              <w:rPr>
+                <w:sz w:val="20"/>
+                <w:szCs w:val="24"/>
+              </w:rPr>
+            </w:pPr>
+            <w:r>
+              <w:rPr>
+                <w:sz w:val="20"/>
+                <w:szCs w:val="24"/>
+              </w:rPr>
+              <w:t>CA2100</w:t>
+            </w:r>
+          </w:p>
+        </w:tc>
+        <w:tc>
+          <w:tcPr>
+            <w:tcW w:w="2521" w:type="dxa"/>
+          </w:tcPr>
+          <w:p>
+            <w:pPr>
+              <w:spacing w:after="20"/>
+              <w:ind w:firstLine="0"/>
+              <w:rPr>
+                <w:sz w:val="20"/>
+                <w:szCs w:val="24"/>
+              </w:rPr>
+            </w:pPr>
+            <w:r>
+              <w:rPr>
+                <w:sz w:val="20"/>
+                <w:szCs w:val="24"/>
+              </w:rPr>
+              <w:t>Конкатенация строки запроса вместо параметризации</w:t>
+            </w:r>
+          </w:p>
+        </w:tc>
+      </w:tr>
+      <w:tr>
+        <w:trPr>
+          <w:trHeight w:val="399"/>
+        </w:trPr>
+        <w:tc>
+          <w:tcPr>
+            <w:tcW w:w="2520" w:type="dxa"/>
+          </w:tcPr>
+          <w:p>
+            <w:pPr>
+              <w:spacing w:after="20"/>
+              <w:rPr>
+                <w:sz w:val="20"/>
+                <w:szCs w:val="24"/>
+              </w:rPr>
+            </w:pPr>
+            <w:r>
+              <w:rPr>
+                <w:sz w:val="20"/>
+                <w:szCs w:val="24"/>
+              </w:rPr>
+              <w:t>4</w:t>
+            </w:r>
+          </w:p>
+        </w:tc>
+        <w:tc>
+          <w:tcPr>
+            <w:tcW w:w="2521" w:type="dxa"/>
+          </w:tcPr>
+          <w:p>
+            <w:pPr>
+              <w:spacing w:after="20"/>
+              <w:ind w:firstLine="0"/>
+              <w:rPr>
+                <w:sz w:val="20"/>
+                <w:szCs w:val="24"/>
+              </w:rPr>
+            </w:pPr>
+            <w:r>
+              <w:rPr>
+                <w:sz w:val="20"/>
+                <w:szCs w:val="24"/>
+              </w:rPr>
+              <w:t>Некорректный SQL</w:t>
+            </w:r>
+          </w:p>
+        </w:tc>
+        <w:tc>
+          <w:tcPr>
+            <w:tcW w:w="2522" w:type="dxa"/>
+          </w:tcPr>
+          <w:p>
+            <w:pPr>
+              <w:spacing w:after="20"/>
+              <w:ind w:firstLine="0"/>
+              <w:rPr>
+                <w:sz w:val="20"/>
+                <w:szCs w:val="24"/>
+              </w:rPr>
+            </w:pPr>
+            <w:r>
+              <w:rPr>
+                <w:sz w:val="20"/>
+                <w:szCs w:val="24"/>
+              </w:rPr>
+              <w:t>Ошибка выполнения</w:t>
+            </w:r>
+          </w:p>
+        </w:tc>
+        <w:tc>
+          <w:tcPr>
+            <w:tcW w:w="2521" w:type="dxa"/>
+          </w:tcPr>
+          <w:p>
+            <w:pPr>
+              <w:spacing w:after="20"/>
+              <w:ind w:firstLine="0"/>
+              <w:rPr>
+                <w:sz w:val="20"/>
+                <w:szCs w:val="24"/>
+              </w:rPr>
+            </w:pPr>
+            <w:r>
+              <w:rPr>
+                <w:sz w:val="20"/>
+                <w:szCs w:val="24"/>
+              </w:rPr>
+              <w:t xml:space="preserve">Обращение к несуществующей таблице </w:t>
+            </w:r>
+            <w:proofErr w:type="spellStart"/>
+            <w:r>
+              <w:rPr>
+                <w:sz w:val="20"/>
+                <w:szCs w:val="24"/>
+              </w:rPr>
+              <w:t>ProductPrice</w:t>
+            </w:r>
+            <w:proofErr w:type="spellEnd"/>
+          </w:p>
+        </w:tc>
+      </w:tr>
+      <w:tr>
+        <w:trPr>
+          <w:trHeight w:val="384"/>
+        </w:trPr>
+        <w:tc>
+          <w:tcPr>
+            <w:tcW w:w="2520" w:type="dxa"/>
+          </w:tcPr>
+          <w:p>
+            <w:pPr>
+              <w:spacing w:after="20"/>
+              <w:rPr>
+                <w:sz w:val="20"/>
+                <w:szCs w:val="24"/>
+              </w:rPr>
+            </w:pPr>
+            <w:r>
+              <w:rPr>
+                <w:sz w:val="20"/>
+                <w:szCs w:val="24"/>
+              </w:rPr>
+              <w:t>5</w:t>
+            </w:r>
+          </w:p>
+        </w:tc>
+        <w:tc>
+          <w:tcPr>
+            <w:tcW w:w="2521" w:type="dxa"/>
+          </w:tcPr>
+          <w:p>
+            <w:pPr>
+              <w:spacing w:after="20"/>
+              <w:ind w:firstLine="0"/>
+              <w:rPr>
+                <w:sz w:val="20"/>
+                <w:szCs w:val="24"/>
+              </w:rPr>
+            </w:pPr>
+            <w:r>
+              <w:rPr>
+                <w:sz w:val="20"/>
+                <w:szCs w:val="24"/>
+              </w:rPr>
+              <w:t>Логическая ошибка</w:t>
+            </w:r>
+          </w:p>
+        </w:tc>
+        <w:tc>
+          <w:tcPr>
+            <w:tcW w:w="2522" w:type="dxa"/>
+          </w:tcPr>
+          <w:p>
+            <w:pPr>
+              <w:spacing w:after="20"/>
+              <w:ind w:firstLine="0"/>
+              <w:rPr>
+                <w:sz w:val="20"/>
+                <w:szCs w:val="24"/>
+              </w:rPr>
+            </w:pPr>
+            <w:r>
+              <w:rPr>
+                <w:sz w:val="20"/>
+                <w:szCs w:val="24"/>
+              </w:rPr>
+              <w:t>Тестирование</w:t>
+            </w:r>
+          </w:p>
+        </w:tc>
+        <w:tc>
+          <w:tcPr>
+            <w:tcW w:w="2521" w:type="dxa"/>
+          </w:tcPr>
+          <w:p>
+            <w:pPr>
+              <w:spacing w:after="20"/>
+              <w:ind w:firstLine="0"/>
+              <w:rPr>
+                <w:sz w:val="20"/>
+                <w:szCs w:val="24"/>
+              </w:rPr>
+            </w:pPr>
+            <w:r>
+              <w:rPr>
+                <w:sz w:val="20"/>
+                <w:szCs w:val="24"/>
+              </w:rPr>
+              <w:t xml:space="preserve">Стоимость считалась БЕЗ учёта </w:t>
+            </w:r>
+            <w:proofErr w:type="spellStart"/>
+            <w:r>
+              <w:rPr>
+                <w:sz w:val="20"/>
+                <w:szCs w:val="24"/>
+              </w:rPr>
+              <w:t>Quantity</w:t>
+            </w:r>
+            <w:proofErr w:type="spellEnd"/>
+            <w:r>
+              <w:rPr>
+                <w:sz w:val="20"/>
+                <w:szCs w:val="24"/>
+              </w:rPr>
+              <w:t xml:space="preserve"> — итог занижен</w:t>
+            </w:r>
+          </w:p>
+        </w:tc>
+      </w:tr>
+      <w:tr>
+        <w:trPr>
+          <w:trHeight w:val="399"/>
+        </w:trPr>
+        <w:tc>
+          <w:tcPr>
+            <w:tcW w:w="2520" w:type="dxa"/>
+          </w:tcPr>
+          <w:p>
+            <w:pPr>
+              <w:spacing w:after="20"/>
+              <w:rPr>
+                <w:sz w:val="20"/>
+                <w:szCs w:val="24"/>
+              </w:rPr>
+            </w:pPr>
+            <w:r>
+              <w:rPr>
+                <w:sz w:val="20"/>
+                <w:szCs w:val="24"/>
+              </w:rPr>
+              <w:t>6</w:t>
+            </w:r>
+          </w:p>
+        </w:tc>
+        <w:tc>
+          <w:tcPr>
+            <w:tcW w:w="2521" w:type="dxa"/>
+          </w:tcPr>
+          <w:p>
+            <w:pPr>
+              <w:spacing w:after="20"/>
+              <w:ind w:firstLine="0"/>
+              <w:rPr>
+                <w:sz w:val="20"/>
+                <w:szCs w:val="24"/>
+              </w:rPr>
+            </w:pPr>
+            <w:r>
+              <w:rPr>
+                <w:sz w:val="20"/>
+                <w:szCs w:val="24"/>
+              </w:rPr>
+              <w:t>Некорректная работа с соединением</w:t>
+            </w:r>
+          </w:p>
+        </w:tc>
+        <w:tc>
+          <w:tcPr>
+            <w:tcW w:w="2522" w:type="dxa"/>
+          </w:tcPr>
+          <w:p>
+            <w:pPr>
+              <w:spacing w:after="20"/>
+              <w:ind w:firstLine="0"/>
+              <w:rPr>
+                <w:sz w:val="20"/>
+                <w:szCs w:val="24"/>
+              </w:rPr>
+            </w:pPr>
+            <w:proofErr w:type="spellStart"/>
+            <w:r>
+              <w:rPr>
+                <w:sz w:val="20"/>
+                <w:szCs w:val="24"/>
+              </w:rPr>
+              <w:t>InvalidOperationException</w:t>
+            </w:r>
+            <w:proofErr w:type="spellEnd"/>
+          </w:p>
+        </w:tc>
+        <w:tc>
+          <w:tcPr>
+            <w:tcW w:w="2521" w:type="dxa"/>
+          </w:tcPr>
+          <w:p>
+            <w:pPr>
+              <w:spacing w:after="20"/>
+              <w:ind w:firstLine="0"/>
+              <w:rPr>
+                <w:sz w:val="20"/>
+                <w:szCs w:val="24"/>
+              </w:rPr>
+            </w:pPr>
+            <w:r>
+              <w:rPr>
+                <w:sz w:val="20"/>
+                <w:szCs w:val="24"/>
+              </w:rPr>
+              <w:t xml:space="preserve">Повторное </w:t>
+            </w:r>
+            <w:proofErr w:type="gramStart"/>
+            <w:r>
+              <w:rPr>
+                <w:sz w:val="20"/>
+                <w:szCs w:val="24"/>
+              </w:rPr>
+              <w:t>Open(</w:t>
+            </w:r>
+            <w:proofErr w:type="gramEnd"/>
+            <w:r>
+              <w:rPr>
+                <w:sz w:val="20"/>
+                <w:szCs w:val="24"/>
+              </w:rPr>
+              <w:t xml:space="preserve">) открытого </w:t>
+            </w:r>
+            <w:proofErr w:type="spellStart"/>
+            <w:r>
+              <w:rPr>
+                <w:sz w:val="20"/>
+                <w:szCs w:val="24"/>
+              </w:rPr>
+              <w:t>SqlConnection</w:t>
+            </w:r>
+            <w:proofErr w:type="spellEnd"/>
+          </w:p>
+        </w:tc>
+      </w:tr>
+      <w:tr>
+        <w:trPr>
+          <w:trHeight w:val="384"/>
+        </w:trPr>
+        <w:tc>
+          <w:tcPr>
+            <w:tcW w:w="2520" w:type="dxa"/>
+          </w:tcPr>
+          <w:p>
+            <w:pPr>
+              <w:spacing w:after="20"/>
+              <w:rPr>
+                <w:sz w:val="20"/>
+                <w:szCs w:val="24"/>
+              </w:rPr>
+            </w:pPr>
+            <w:r>
+              <w:rPr>
+                <w:sz w:val="20"/>
+                <w:szCs w:val="24"/>
+              </w:rPr>
+              <w:t>7</w:t>
+            </w:r>
+          </w:p>
+        </w:tc>
+        <w:tc>
+          <w:tcPr>
+            <w:tcW w:w="2521" w:type="dxa"/>
+          </w:tcPr>
+          <w:p>
+            <w:pPr>
+              <w:spacing w:after="20"/>
+              <w:ind w:firstLine="0"/>
+              <w:rPr>
+                <w:sz w:val="20"/>
+                <w:szCs w:val="24"/>
+              </w:rPr>
+            </w:pPr>
+            <w:r>
+              <w:rPr>
+                <w:sz w:val="20"/>
+                <w:szCs w:val="24"/>
+              </w:rPr>
+              <w:t>Утечка ресурсов</w:t>
+            </w:r>
+          </w:p>
+        </w:tc>
+        <w:tc>
+          <w:tcPr>
+            <w:tcW w:w="2522" w:type="dxa"/>
+          </w:tcPr>
+          <w:p>
+            <w:pPr>
+              <w:spacing w:after="20"/>
+              <w:ind w:firstLine="0"/>
+              <w:rPr>
+                <w:sz w:val="20"/>
+                <w:szCs w:val="24"/>
+              </w:rPr>
+            </w:pPr>
+            <w:r>
+              <w:rPr>
+                <w:sz w:val="20"/>
+                <w:szCs w:val="24"/>
+              </w:rPr>
+              <w:t>CA2000</w:t>
+            </w:r>
+          </w:p>
+        </w:tc>
+        <w:tc>
+          <w:tcPr>
+            <w:tcW w:w="2521" w:type="dxa"/>
+          </w:tcPr>
+          <w:p>
+            <w:pPr>
+              <w:spacing w:after="20"/>
+              <w:ind w:firstLine="0"/>
+              <w:rPr>
+                <w:sz w:val="20"/>
+                <w:szCs w:val="24"/>
+              </w:rPr>
+            </w:pPr>
+            <w:proofErr w:type="spellStart"/>
+            <w:r>
+              <w:rPr>
+                <w:sz w:val="20"/>
+                <w:szCs w:val="24"/>
+              </w:rPr>
+              <w:t>SqlDataReader</w:t>
+            </w:r>
+            <w:proofErr w:type="spellEnd"/>
+            <w:r>
+              <w:rPr>
+                <w:sz w:val="20"/>
+                <w:szCs w:val="24"/>
+              </w:rPr>
+              <w:t xml:space="preserve"> не закрыт (нет </w:t>
+            </w:r>
+            <w:proofErr w:type="spellStart"/>
+            <w:r>
+              <w:rPr>
+                <w:sz w:val="20"/>
+                <w:szCs w:val="24"/>
+              </w:rPr>
+              <w:t>using</w:t>
+            </w:r>
+            <w:proofErr w:type="spellEnd"/>
+            <w:r>
+              <w:rPr>
+                <w:sz w:val="20"/>
+                <w:szCs w:val="24"/>
+              </w:rPr>
+              <w:t>)</w:t>
+            </w:r>
+          </w:p>
+        </w:tc>
+      </w:tr>
+      <w:tr>
+        <w:trPr>
+          <w:trHeight w:val="384"/>
+        </w:trPr>
+        <w:tc>
+          <w:tcPr>
+            <w:tcW w:w="2520" w:type="dxa"/>
+          </w:tcPr>
+          <w:p>
+            <w:pPr>
+              <w:spacing w:after="20"/>
+              <w:rPr>
+                <w:sz w:val="20"/>
+                <w:szCs w:val="24"/>
+              </w:rPr>
+            </w:pPr>
+            <w:r>
+              <w:rPr>
+                <w:sz w:val="20"/>
+                <w:szCs w:val="24"/>
+              </w:rPr>
+              <w:t>8</w:t>
+            </w:r>
+          </w:p>
+        </w:tc>
+        <w:tc>
+          <w:tcPr>
+            <w:tcW w:w="2521" w:type="dxa"/>
+          </w:tcPr>
+          <w:p>
+            <w:pPr>
+              <w:spacing w:after="20"/>
+              <w:ind w:firstLine="0"/>
+              <w:rPr>
+                <w:sz w:val="20"/>
+                <w:szCs w:val="24"/>
+              </w:rPr>
+            </w:pPr>
+            <w:r>
+              <w:rPr>
+                <w:sz w:val="20"/>
+                <w:szCs w:val="24"/>
+              </w:rPr>
+              <w:t>Деление на ноль</w:t>
+            </w:r>
+          </w:p>
+        </w:tc>
+        <w:tc>
+          <w:tcPr>
+            <w:tcW w:w="2522" w:type="dxa"/>
+          </w:tcPr>
+          <w:p>
+            <w:pPr>
+              <w:spacing w:after="20"/>
+              <w:ind w:firstLine="0"/>
+              <w:rPr>
+                <w:sz w:val="20"/>
+                <w:szCs w:val="24"/>
+              </w:rPr>
+            </w:pPr>
+            <w:proofErr w:type="spellStart"/>
+            <w:r>
+              <w:rPr>
+                <w:sz w:val="20"/>
+                <w:szCs w:val="24"/>
+              </w:rPr>
+              <w:t>DivideByZeroException</w:t>
+            </w:r>
+            <w:proofErr w:type="spellEnd"/>
+          </w:p>
+        </w:tc>
+        <w:tc>
+          <w:tcPr>
+            <w:tcW w:w="2521" w:type="dxa"/>
+          </w:tcPr>
+          <w:p>
+            <w:pPr>
+              <w:spacing w:after="20"/>
+              <w:ind w:firstLine="0"/>
+              <w:rPr>
+                <w:sz w:val="20"/>
+                <w:szCs w:val="24"/>
+              </w:rPr>
+            </w:pPr>
+            <w:r>
+              <w:rPr>
+                <w:sz w:val="20"/>
+                <w:szCs w:val="24"/>
+              </w:rPr>
+              <w:t>Расчёт процента скидки без проверки знаменателя</w:t>
+            </w:r>
+          </w:p>
+        </w:tc>
+      </w:tr>
+    </w:tbl>
+    <w:p>
+      <w:pPr>
+        <w:pStyle w:val="21"/>
+        <w:ind w:left="851"/>
+      </w:pPr>
+      <w:r>
+        <w:t>5.3. Методика исправления</w:t>
+      </w:r>
+    </w:p>
+    <w:tbl>
+      <w:tblPr>
+        <w:tblStyle w:val="ad"/>
+        <w:tblW w:w="10174" w:type="dxa"/>
+        <w:tblLook w:val="04A0" w:firstRow="1" w:lastRow="0" w:firstColumn="1" w:lastColumn="0" w:noHBand="0" w:noVBand="1"/>
+      </w:tblPr>
+      <w:tblGrid>
+        <w:gridCol w:w="5087"/>
+        <w:gridCol w:w="5087"/>
+      </w:tblGrid>
+      <w:tr>
+        <w:trPr>
+          <w:trHeight w:val="202"/>
+        </w:trPr>
+        <w:tc>
+          <w:tcPr>
+            <w:tcW w:w="5087" w:type="dxa"/>
+          </w:tcPr>
+          <w:p>
+            <w:pPr>
+              <w:spacing w:after="20"/>
+              <w:rPr>
+                <w:sz w:val="20"/>
+                <w:szCs w:val="24"/>
+              </w:rPr>
+            </w:pPr>
+            <w:r>
+              <w:rPr>
+                <w:b/>
+                <w:sz w:val="20"/>
+                <w:szCs w:val="24"/>
+              </w:rPr>
+              <w:t>№ ошибки</w:t>
+            </w:r>
+          </w:p>
+        </w:tc>
+        <w:tc>
+          <w:tcPr>
+            <w:tcW w:w="5087" w:type="dxa"/>
+          </w:tcPr>
+          <w:p>
+            <w:pPr>
+              <w:spacing w:after="20"/>
+              <w:rPr>
+                <w:sz w:val="20"/>
+                <w:szCs w:val="24"/>
+              </w:rPr>
+            </w:pPr>
+            <w:r>
+              <w:rPr>
+                <w:b/>
+                <w:sz w:val="20"/>
+                <w:szCs w:val="24"/>
+              </w:rPr>
+              <w:t>Исправление</w:t>
+            </w:r>
+          </w:p>
+        </w:tc>
+      </w:tr>
+      <w:tr>
+        <w:trPr>
+          <w:trHeight w:val="406"/>
+        </w:trPr>
+        <w:tc>
+          <w:tcPr>
+            <w:tcW w:w="5087" w:type="dxa"/>
+          </w:tcPr>
+          <w:p>
+            <w:pPr>
+              <w:spacing w:after="20"/>
+              <w:rPr>
+                <w:sz w:val="20"/>
+                <w:szCs w:val="24"/>
+              </w:rPr>
+            </w:pPr>
+            <w:r>
+              <w:rPr>
+                <w:sz w:val="20"/>
+                <w:szCs w:val="24"/>
+              </w:rPr>
+              <w:t>1, 7</w:t>
+            </w:r>
+          </w:p>
+        </w:tc>
+        <w:tc>
+          <w:tcPr>
+            <w:tcW w:w="5087" w:type="dxa"/>
+          </w:tcPr>
+          <w:p>
+            <w:pPr>
+              <w:spacing w:after="20"/>
+              <w:ind w:firstLine="0"/>
+              <w:rPr>
+                <w:sz w:val="20"/>
+                <w:szCs w:val="24"/>
+              </w:rPr>
+            </w:pPr>
+            <w:proofErr w:type="spellStart"/>
+            <w:r>
+              <w:rPr>
+                <w:sz w:val="20"/>
+                <w:szCs w:val="24"/>
+              </w:rPr>
+              <w:t>using</w:t>
+            </w:r>
+            <w:proofErr w:type="spellEnd"/>
+            <w:r>
+              <w:rPr>
+                <w:sz w:val="20"/>
+                <w:szCs w:val="24"/>
+              </w:rPr>
+              <w:t xml:space="preserve"> для </w:t>
+            </w:r>
+            <w:proofErr w:type="spellStart"/>
+            <w:r>
+              <w:rPr>
+                <w:sz w:val="20"/>
+                <w:szCs w:val="24"/>
+              </w:rPr>
+              <w:t>SqlConnection</w:t>
+            </w:r>
+            <w:proofErr w:type="spellEnd"/>
+            <w:r>
+              <w:rPr>
+                <w:sz w:val="20"/>
+                <w:szCs w:val="24"/>
+              </w:rPr>
+              <w:t xml:space="preserve"> и </w:t>
+            </w:r>
+            <w:proofErr w:type="spellStart"/>
+            <w:r>
+              <w:rPr>
+                <w:sz w:val="20"/>
+                <w:szCs w:val="24"/>
+              </w:rPr>
+              <w:t>SqlDataReader</w:t>
+            </w:r>
+            <w:proofErr w:type="spellEnd"/>
+            <w:r>
+              <w:rPr>
+                <w:sz w:val="20"/>
+                <w:szCs w:val="24"/>
+              </w:rPr>
+              <w:t xml:space="preserve"> — гарантированное освобождение ресурсов</w:t>
+            </w:r>
+          </w:p>
+        </w:tc>
+      </w:tr>
+      <w:tr>
+        <w:trPr>
+          <w:trHeight w:val="202"/>
+        </w:trPr>
+        <w:tc>
+          <w:tcPr>
+            <w:tcW w:w="5087" w:type="dxa"/>
+          </w:tcPr>
+          <w:p>
+            <w:pPr>
+              <w:spacing w:after="20"/>
+              <w:rPr>
+                <w:sz w:val="20"/>
+                <w:szCs w:val="24"/>
+              </w:rPr>
+            </w:pPr>
+            <w:r>
+              <w:rPr>
+                <w:sz w:val="20"/>
+                <w:szCs w:val="24"/>
+              </w:rPr>
+              <w:t>2</w:t>
+            </w:r>
+          </w:p>
+        </w:tc>
+        <w:tc>
+          <w:tcPr>
+            <w:tcW w:w="5087" w:type="dxa"/>
+          </w:tcPr>
+          <w:p>
+            <w:pPr>
+              <w:spacing w:after="20"/>
+              <w:ind w:firstLine="0"/>
+              <w:rPr>
+                <w:sz w:val="20"/>
+                <w:szCs w:val="24"/>
+              </w:rPr>
+            </w:pPr>
+            <w:proofErr w:type="spellStart"/>
+            <w:proofErr w:type="gramStart"/>
+            <w:r>
+              <w:rPr>
+                <w:sz w:val="20"/>
+                <w:szCs w:val="24"/>
+              </w:rPr>
+              <w:t>int.TryParse</w:t>
+            </w:r>
+            <w:proofErr w:type="spellEnd"/>
+            <w:proofErr w:type="gramEnd"/>
+            <w:r>
+              <w:rPr>
+                <w:sz w:val="20"/>
+                <w:szCs w:val="24"/>
+              </w:rPr>
+              <w:t xml:space="preserve"> с валидацией ввода и информированием пользователя</w:t>
+            </w:r>
+          </w:p>
+        </w:tc>
+      </w:tr>
+      <w:tr>
+        <w:trPr>
+          <w:trHeight w:val="202"/>
+        </w:trPr>
+        <w:tc>
+          <w:tcPr>
+            <w:tcW w:w="5087" w:type="dxa"/>
+          </w:tcPr>
+          <w:p>
+            <w:pPr>
+              <w:spacing w:after="20"/>
+              <w:rPr>
+                <w:sz w:val="20"/>
+                <w:szCs w:val="24"/>
+              </w:rPr>
+            </w:pPr>
+            <w:r>
+              <w:rPr>
+                <w:sz w:val="20"/>
+                <w:szCs w:val="24"/>
+              </w:rPr>
+              <w:t>3</w:t>
+            </w:r>
+          </w:p>
+        </w:tc>
+        <w:tc>
+          <w:tcPr>
+            <w:tcW w:w="5087" w:type="dxa"/>
+          </w:tcPr>
+          <w:p>
+            <w:pPr>
+              <w:spacing w:after="20"/>
+              <w:ind w:firstLine="0"/>
+              <w:rPr>
+                <w:sz w:val="20"/>
+                <w:szCs w:val="24"/>
+              </w:rPr>
+            </w:pPr>
+            <w:r>
+              <w:rPr>
+                <w:sz w:val="20"/>
+                <w:szCs w:val="24"/>
+              </w:rPr>
+              <w:t>Параметризованный запрос @OrderId вместо конкатенации</w:t>
+            </w:r>
+          </w:p>
+        </w:tc>
+      </w:tr>
+      <w:tr>
+        <w:trPr>
+          <w:trHeight w:val="218"/>
+        </w:trPr>
+        <w:tc>
+          <w:tcPr>
+            <w:tcW w:w="5087" w:type="dxa"/>
+          </w:tcPr>
+          <w:p>
+            <w:pPr>
+              <w:spacing w:after="20"/>
+              <w:rPr>
+                <w:sz w:val="20"/>
+                <w:szCs w:val="24"/>
+              </w:rPr>
+            </w:pPr>
+            <w:r>
+              <w:rPr>
+                <w:sz w:val="20"/>
+                <w:szCs w:val="24"/>
+              </w:rPr>
+              <w:t>4</w:t>
+            </w:r>
+          </w:p>
+        </w:tc>
+        <w:tc>
+          <w:tcPr>
+            <w:tcW w:w="5087" w:type="dxa"/>
+          </w:tcPr>
+          <w:p>
+            <w:pPr>
+              <w:spacing w:after="20"/>
+              <w:ind w:firstLine="0"/>
+              <w:rPr>
+                <w:sz w:val="20"/>
+                <w:szCs w:val="24"/>
+              </w:rPr>
+            </w:pPr>
+            <w:r>
+              <w:rPr>
+                <w:sz w:val="20"/>
+                <w:szCs w:val="24"/>
+              </w:rPr>
+              <w:t xml:space="preserve">Запрос к корректному объекту — представлению </w:t>
+            </w:r>
+            <w:proofErr w:type="spellStart"/>
+            <w:r>
+              <w:rPr>
+                <w:sz w:val="20"/>
+                <w:szCs w:val="24"/>
+              </w:rPr>
+              <w:t>v_OrderFullCost</w:t>
+            </w:r>
+            <w:proofErr w:type="spellEnd"/>
+          </w:p>
+        </w:tc>
+      </w:tr>
+      <w:tr>
+        <w:trPr>
+          <w:trHeight w:val="390"/>
+        </w:trPr>
+        <w:tc>
+          <w:tcPr>
+            <w:tcW w:w="5087" w:type="dxa"/>
+          </w:tcPr>
+          <w:p>
+            <w:pPr>
+              <w:spacing w:after="20"/>
+              <w:rPr>
+                <w:sz w:val="20"/>
+                <w:szCs w:val="24"/>
+              </w:rPr>
+            </w:pPr>
+            <w:r>
+              <w:rPr>
+                <w:sz w:val="20"/>
+                <w:szCs w:val="24"/>
+              </w:rPr>
+              <w:t>5</w:t>
+            </w:r>
+          </w:p>
+        </w:tc>
+        <w:tc>
+          <w:tcPr>
+            <w:tcW w:w="5087" w:type="dxa"/>
+          </w:tcPr>
+          <w:p>
+            <w:pPr>
+              <w:spacing w:after="20"/>
+              <w:ind w:firstLine="0"/>
+              <w:rPr>
+                <w:sz w:val="20"/>
+                <w:szCs w:val="24"/>
+              </w:rPr>
+            </w:pPr>
+            <w:r>
+              <w:rPr>
+                <w:sz w:val="20"/>
+                <w:szCs w:val="24"/>
+              </w:rPr>
+              <w:t xml:space="preserve">Расчёт через </w:t>
+            </w:r>
+            <w:proofErr w:type="spellStart"/>
+            <w:r>
+              <w:rPr>
+                <w:sz w:val="20"/>
+                <w:szCs w:val="24"/>
+              </w:rPr>
+              <w:t>TotalPositionCost</w:t>
+            </w:r>
+            <w:proofErr w:type="spellEnd"/>
+            <w:r>
+              <w:rPr>
+                <w:sz w:val="20"/>
+                <w:szCs w:val="24"/>
+              </w:rPr>
+              <w:t xml:space="preserve"> = </w:t>
+            </w:r>
+            <w:proofErr w:type="spellStart"/>
+            <w:r>
+              <w:rPr>
+                <w:sz w:val="20"/>
+                <w:szCs w:val="24"/>
+              </w:rPr>
+              <w:t>Quantity</w:t>
+            </w:r>
+            <w:proofErr w:type="spellEnd"/>
+            <w:r>
+              <w:rPr>
+                <w:sz w:val="20"/>
+                <w:szCs w:val="24"/>
+              </w:rPr>
+              <w:t xml:space="preserve"> × (материалы + операции)</w:t>
+            </w:r>
+          </w:p>
+        </w:tc>
+      </w:tr>
+      <w:tr>
+        <w:trPr>
+          <w:trHeight w:val="202"/>
+        </w:trPr>
+        <w:tc>
+          <w:tcPr>
+            <w:tcW w:w="5087" w:type="dxa"/>
+          </w:tcPr>
+          <w:p>
+            <w:pPr>
+              <w:spacing w:after="20"/>
+              <w:rPr>
+                <w:sz w:val="20"/>
+                <w:szCs w:val="24"/>
+              </w:rPr>
+            </w:pPr>
+            <w:r>
+              <w:rPr>
+                <w:sz w:val="20"/>
+                <w:szCs w:val="24"/>
+              </w:rPr>
+              <w:t>6</w:t>
+            </w:r>
+          </w:p>
+        </w:tc>
+        <w:tc>
+          <w:tcPr>
+            <w:tcW w:w="5087" w:type="dxa"/>
+          </w:tcPr>
+          <w:p>
+            <w:pPr>
+              <w:spacing w:after="20"/>
+              <w:ind w:firstLine="0"/>
+              <w:rPr>
+                <w:sz w:val="20"/>
+                <w:szCs w:val="24"/>
+              </w:rPr>
+            </w:pPr>
+            <w:r>
+              <w:rPr>
+                <w:sz w:val="20"/>
+                <w:szCs w:val="24"/>
+              </w:rPr>
+              <w:t xml:space="preserve">Соединение открывается один раз, закрытие через </w:t>
+            </w:r>
+            <w:proofErr w:type="spellStart"/>
+            <w:r>
+              <w:rPr>
+                <w:sz w:val="20"/>
+                <w:szCs w:val="24"/>
+              </w:rPr>
+              <w:t>using</w:t>
+            </w:r>
+            <w:proofErr w:type="spellEnd"/>
+          </w:p>
+        </w:tc>
+      </w:tr>
+      <w:tr>
+        <w:trPr>
+          <w:trHeight w:val="218"/>
+        </w:trPr>
+        <w:tc>
+          <w:tcPr>
+            <w:tcW w:w="5087" w:type="dxa"/>
+          </w:tcPr>
+          <w:p>
+            <w:pPr>
+              <w:spacing w:after="20"/>
+              <w:rPr>
+                <w:sz w:val="20"/>
+                <w:szCs w:val="24"/>
+              </w:rPr>
+            </w:pPr>
+            <w:r>
+              <w:rPr>
+                <w:sz w:val="20"/>
+                <w:szCs w:val="24"/>
+              </w:rPr>
+              <w:t>8</w:t>
+            </w:r>
+          </w:p>
+        </w:tc>
+        <w:tc>
+          <w:tcPr>
+            <w:tcW w:w="5087" w:type="dxa"/>
+          </w:tcPr>
+          <w:p>
+            <w:pPr>
+              <w:spacing w:after="20"/>
+              <w:ind w:firstLine="0"/>
+              <w:rPr>
+                <w:sz w:val="20"/>
+                <w:szCs w:val="24"/>
+              </w:rPr>
+            </w:pPr>
+            <w:r>
+              <w:rPr>
+                <w:sz w:val="20"/>
+                <w:szCs w:val="24"/>
+              </w:rPr>
+              <w:t xml:space="preserve">Проверка </w:t>
+            </w:r>
+            <w:proofErr w:type="spellStart"/>
+            <w:proofErr w:type="gramStart"/>
+            <w:r>
+              <w:rPr>
+                <w:sz w:val="20"/>
+                <w:szCs w:val="24"/>
+              </w:rPr>
+              <w:t>totalCost</w:t>
+            </w:r>
+            <w:proofErr w:type="spellEnd"/>
+            <w:r>
+              <w:rPr>
+                <w:sz w:val="20"/>
+                <w:szCs w:val="24"/>
+              </w:rPr>
+              <w:t xml:space="preserve"> &gt;</w:t>
+            </w:r>
+            <w:proofErr w:type="gramEnd"/>
+            <w:r>
+              <w:rPr>
+                <w:sz w:val="20"/>
+                <w:szCs w:val="24"/>
+              </w:rPr>
+              <w:t xml:space="preserve"> 0 перед делением</w:t>
+            </w:r>
+          </w:p>
+        </w:tc>
+      </w:tr>
+      <w:tr>
+        <w:trPr>
+          <w:trHeight w:val="390"/>
+        </w:trPr>
+        <w:tc>
+          <w:tcPr>
+            <w:tcW w:w="5087" w:type="dxa"/>
+          </w:tcPr>
+          <w:p>
+            <w:pPr>
+              <w:spacing w:after="20"/>
+              <w:rPr>
+                <w:sz w:val="20"/>
+                <w:szCs w:val="24"/>
+              </w:rPr>
+            </w:pPr>
+            <w:r>
+              <w:rPr>
+                <w:sz w:val="20"/>
+                <w:szCs w:val="24"/>
+              </w:rPr>
+              <w:t>О</w:t>
+            </w:r>
+            <w:r>
+              <w:rPr>
+                <w:sz w:val="20"/>
+                <w:szCs w:val="24"/>
+              </w:rPr>
+              <w:t>бщее</w:t>
+            </w:r>
+          </w:p>
+        </w:tc>
+        <w:tc>
+          <w:tcPr>
+            <w:tcW w:w="5087" w:type="dxa"/>
+          </w:tcPr>
+          <w:p>
+            <w:pPr>
+              <w:spacing w:after="20"/>
+              <w:ind w:firstLine="0"/>
+              <w:rPr>
+                <w:sz w:val="20"/>
+                <w:szCs w:val="24"/>
+              </w:rPr>
+            </w:pPr>
+            <w:proofErr w:type="spellStart"/>
+            <w:r>
+              <w:rPr>
+                <w:sz w:val="20"/>
+                <w:szCs w:val="24"/>
+              </w:rPr>
+              <w:t>try</w:t>
+            </w:r>
+            <w:proofErr w:type="spellEnd"/>
+            <w:r>
+              <w:rPr>
+                <w:sz w:val="20"/>
+                <w:szCs w:val="24"/>
+              </w:rPr>
+              <w:t>/</w:t>
+            </w:r>
+            <w:proofErr w:type="spellStart"/>
+            <w:r>
+              <w:rPr>
+                <w:sz w:val="20"/>
+                <w:szCs w:val="24"/>
+              </w:rPr>
+              <w:t>catch</w:t>
+            </w:r>
+            <w:proofErr w:type="spellEnd"/>
+            <w:r>
+              <w:rPr>
+                <w:sz w:val="20"/>
+                <w:szCs w:val="24"/>
+              </w:rPr>
+              <w:t xml:space="preserve"> (</w:t>
+            </w:r>
+            <w:proofErr w:type="spellStart"/>
+            <w:r>
+              <w:rPr>
+                <w:sz w:val="20"/>
+                <w:szCs w:val="24"/>
+              </w:rPr>
+              <w:t>SqlException</w:t>
+            </w:r>
+            <w:proofErr w:type="spellEnd"/>
+            <w:r>
+              <w:rPr>
+                <w:sz w:val="20"/>
+                <w:szCs w:val="24"/>
+              </w:rPr>
+              <w:t xml:space="preserve">, </w:t>
+            </w:r>
+            <w:proofErr w:type="spellStart"/>
+            <w:r>
+              <w:rPr>
+                <w:sz w:val="20"/>
+                <w:szCs w:val="24"/>
+              </w:rPr>
+              <w:t>Exception</w:t>
+            </w:r>
+            <w:proofErr w:type="spellEnd"/>
+            <w:r>
+              <w:rPr>
+                <w:sz w:val="20"/>
+                <w:szCs w:val="24"/>
+              </w:rPr>
+              <w:t>) с понятными сообщениями пользователю</w:t>
+            </w:r>
+          </w:p>
+        </w:tc>
+      </w:tr>
+    </w:tbl>
+    <w:p>
+      <w:pPr>
+        <w:pStyle w:val="21"/>
+        <w:ind w:left="851"/>
+        <w:rPr>
+          <w:lang w:val="en-US"/>
+        </w:rPr>
+      </w:pPr>
+    </w:p>
+    <w:p>
+      <w:pPr>
+        <w:pStyle w:val="21"/>
+        <w:ind w:left="851"/>
+      </w:pPr>
+      <w:r>
+        <w:lastRenderedPageBreak/>
+        <w:t>5.4. Результат исправления</w:t>
+      </w:r>
+    </w:p>
+    <w:p>
+      <w:r>
+        <w:t xml:space="preserve">Исправленный модуль — </w:t>
+      </w:r>
+      <w:proofErr w:type="spellStart"/>
+      <w:r>
+        <w:rPr>
+          <w:rFonts w:ascii="Consolas" w:hAnsi="Consolas"/>
+          <w:sz w:val="18"/>
+        </w:rPr>
+        <w:t>AutoCenterPlus.Client</w:t>
+      </w:r>
+      <w:proofErr w:type="spellEnd"/>
+      <w:r>
+        <w:rPr>
+          <w:rFonts w:ascii="Consolas" w:hAnsi="Consolas"/>
+          <w:sz w:val="18"/>
+        </w:rPr>
+        <w:t>/</w:t>
+      </w:r>
+      <w:proofErr w:type="spellStart"/>
+      <w:r>
+        <w:rPr>
+          <w:rFonts w:ascii="Consolas" w:hAnsi="Consolas"/>
+          <w:sz w:val="18"/>
+        </w:rPr>
+        <w:t>Forms</w:t>
+      </w:r>
+      <w:proofErr w:type="spellEnd"/>
+      <w:r>
+        <w:rPr>
+          <w:rFonts w:ascii="Consolas" w:hAnsi="Consolas"/>
+          <w:sz w:val="18"/>
+        </w:rPr>
+        <w:t>/</w:t>
+      </w:r>
+      <w:proofErr w:type="spellStart"/>
+      <w:r>
+        <w:rPr>
+          <w:rFonts w:ascii="Consolas" w:hAnsi="Consolas"/>
+          <w:sz w:val="18"/>
+        </w:rPr>
+        <w:t>OrderForm.cs</w:t>
+      </w:r>
+      <w:proofErr w:type="spellEnd"/>
+      <w:r>
+        <w:t>:</w:t>
+      </w:r>
+    </w:p>
+    <w:p>
+      <w:r>
+        <w:t xml:space="preserve">• параметризованный запрос к VIEW </w:t>
+      </w:r>
+      <w:proofErr w:type="spellStart"/>
+      <w:r>
+        <w:t>v_OrderFullCost</w:t>
+      </w:r>
+      <w:proofErr w:type="spellEnd"/>
+      <w:r>
+        <w:t>;</w:t>
+      </w:r>
+    </w:p>
+    <w:p>
+      <w:r>
+        <w:t xml:space="preserve">• </w:t>
+      </w:r>
+      <w:proofErr w:type="spellStart"/>
+      <w:r>
+        <w:t>using</w:t>
+      </w:r>
+      <w:proofErr w:type="spellEnd"/>
+      <w:r>
+        <w:t xml:space="preserve"> для всех </w:t>
+      </w:r>
+      <w:proofErr w:type="spellStart"/>
+      <w:r>
+        <w:t>IDisposable</w:t>
+      </w:r>
+      <w:proofErr w:type="spellEnd"/>
+      <w:r>
+        <w:t>;</w:t>
+      </w:r>
+    </w:p>
+    <w:p>
+      <w:r>
+        <w:t>• валидация ввода (</w:t>
+      </w:r>
+      <w:proofErr w:type="spellStart"/>
+      <w:r>
+        <w:t>TryParse</w:t>
+      </w:r>
+      <w:proofErr w:type="spellEnd"/>
+      <w:r>
+        <w:t>);</w:t>
+      </w:r>
+    </w:p>
+    <w:p>
+      <w:r>
+        <w:t>• защита от деления на ноль;</w:t>
+      </w:r>
+    </w:p>
+    <w:p>
+      <w:r>
+        <w:t xml:space="preserve">• обработка </w:t>
+      </w:r>
+      <w:proofErr w:type="spellStart"/>
+      <w:r>
+        <w:t>SqlException</w:t>
+      </w:r>
+      <w:proofErr w:type="spellEnd"/>
+      <w:r>
+        <w:t xml:space="preserve"> и общих исключений;</w:t>
+      </w:r>
+    </w:p>
+    <w:p>
+      <w:r>
+        <w:t>• вывод полной стоимости в денежном формате и процента скидки.</w:t>
+      </w:r>
+    </w:p>
+    <w:p>
+      <w:pPr>
+        <w:rPr>
+          <w:lang w:val="en-US"/>
+        </w:rPr>
+      </w:pPr>
+      <w:r>
+        <w:t>Код «до» и «после» сравнивался построчно; эталонный модуль с ошибками хранится отдельно и не включён в сборку решения.</w:t>
+      </w:r>
+    </w:p>
+    <w:p>
       <w:r>
         <w:rPr>
           <w:b/>
           <w:bCs/>
         </w:rPr>
-        <w:t xml:space="preserve">ЛАБОРАТОРНАЯ РАБОТА № </w:t>
-      </w:r>
-      <w:r>
-        <w:rPr>
-          <w:b/>
-          <w:bCs/>
-          <w:lang w:val="en-US"/>
-        </w:rPr>
-        <w:t>1</w:t>
-      </w:r>
-    </w:p>
-    <w:p>
-      <w:pPr>
-        <w:rPr>
-          <w:lang w:val="en-US"/>
-        </w:rPr>
-      </w:pPr>
-      <w:r>
-        <w:rPr>
-          <w:b/>
-          <w:bCs/>
-        </w:rPr>
-        <w:t>Тема:</w:t>
+        <w:t>Вывод:</w:t>
       </w:r>
       <w:r>
         <w:t xml:space="preserve"> </w:t>
       </w:r>
-    </w:p>
-    <w:p>
-      <w:pPr>
-        <w:rPr>
-          <w:lang w:val="en-US"/>
-        </w:rPr>
-      </w:pPr>
-      <w:r>
-        <w:rPr>
-          <w:b/>
-          <w:bCs/>
-        </w:rPr>
-        <w:t>Цель работы:</w:t>
-      </w:r>
-      <w:r>
-        <w:t xml:space="preserve"> </w:t>
-      </w:r>
-    </w:p>
-    <w:p>
-      <w:r>
-        <w:rPr>
-          <w:b/>
-          <w:bCs/>
-        </w:rPr>
-        <w:t>Задание:</w:t>
-      </w:r>
-    </w:p>
-    <w:p>
-      <w:pPr>
-        <w:pStyle w:val="af"/>
-        <w:numPr>
-          <w:ilvl w:val="0"/>
-          <w:numId w:val="22"/>
-        </w:numPr>
-        <w:contextualSpacing/>
-      </w:pPr>
-    </w:p>
-    <w:p>
-      <w:pPr>
-        <w:pStyle w:val="af"/>
-        <w:numPr>
-          <w:ilvl w:val="0"/>
-          <w:numId w:val="22"/>
-        </w:numPr>
-        <w:contextualSpacing/>
-      </w:pPr>
-    </w:p>
-    <w:p>
-      <w:pPr>
-        <w:pStyle w:val="af"/>
-        <w:numPr>
-          <w:ilvl w:val="0"/>
-          <w:numId w:val="22"/>
-        </w:numPr>
-        <w:contextualSpacing/>
-      </w:pPr>
-    </w:p>
-    <w:p>
-      <w:pPr>
-        <w:pStyle w:val="af"/>
-        <w:numPr>
-          <w:ilvl w:val="0"/>
-          <w:numId w:val="22"/>
-        </w:numPr>
-        <w:contextualSpacing/>
-      </w:pPr>
-    </w:p>
-    <w:p>
-      <w:pPr>
-        <w:pStyle w:val="af"/>
-        <w:numPr>
-          <w:ilvl w:val="0"/>
-          <w:numId w:val="22"/>
-        </w:numPr>
-        <w:contextualSpacing/>
-      </w:pPr>
-    </w:p>
-    <w:p>
-      <w:pPr>
-        <w:pStyle w:val="af"/>
-        <w:numPr>
-          <w:ilvl w:val="0"/>
-          <w:numId w:val="22"/>
-        </w:numPr>
-        <w:contextualSpacing/>
-      </w:pPr>
-    </w:p>
-    <w:p>
-      <w:pPr>
-        <w:pStyle w:val="af"/>
-        <w:numPr>
-          <w:ilvl w:val="0"/>
-          <w:numId w:val="22"/>
-        </w:numPr>
-        <w:contextualSpacing/>
-      </w:pPr>
-    </w:p>
-    <w:p>
-      <w:pPr>
-        <w:ind w:firstLine="0"/>
-      </w:pPr>
-    </w:p>
-    <w:p>
-      <w:pPr>
-        <w:numPr>
-          <w:ilvl w:val="0"/>
-          <w:numId w:val="23"/>
-        </w:numPr>
-        <w:spacing w:after="160" w:line="259" w:lineRule="auto"/>
-        <w:ind w:firstLine="0"/>
-      </w:pPr>
-      <w:r>
-        <w:t>Подглава</w:t>
+      <w:r>
+        <w:t>В ходе статического анализа и отладки выявлено и устранено 8 ошибок трёх классов: ресурсы (1, 6, 7), безопасность (3), корректность бизнес-логики (2, 4, 5, 8). Исправления подтверждены тестами внутреннего тестирования (Раздел 9): TC-06 «буквы вместо цифр» и TC-07 «деление на ноль» проходят без падения приложения.</w:t>
       </w:r>
     </w:p>
     <w:sectPr>
       <w:footerReference w:type="default" r:id="rId8"/>
       <w:pgSz w:w="11906" w:h="16838"/>
-      <w:pgMar w:top="964" w:right="680" w:bottom="1985" w:left="1304" w:header="284" w:footer="720" w:gutter="0"/>
+      <w:pgMar w:top="1080" w:right="1080" w:bottom="1080" w:left="1224" w:header="284" w:footer="720" w:gutter="0"/>
       <w:cols w:space="720"/>
       <w:docGrid w:linePitch="272"/>
     </w:sectPr>
@@ -194,6 +2091,7 @@
   <w:p>
     <w:pPr>
       <w:pStyle w:val="a9"/>
+      <w:jc w:val="center"/>
     </w:pPr>
     <w:r>
       <w:rPr>
@@ -202,7 +2100,7 @@
       <mc:AlternateContent>
         <mc:Choice Requires="wpg">
           <w:drawing>
-            <wp:anchor distT="0" distB="0" distL="114300" distR="114300" simplePos="0" relativeHeight="251659264" behindDoc="0" locked="1" layoutInCell="0" allowOverlap="1" wp14:anchorId="1EC0C23F" wp14:editId="26ECC758">
+            <wp:anchor distT="0" distB="0" distL="114300" distR="114300" simplePos="0" relativeHeight="251659264" behindDoc="0" locked="1" layoutInCell="0" allowOverlap="1" wp14:anchorId="39FCCE05" wp14:editId="327875CD">
               <wp:simplePos x="0" y="0"/>
               <wp:positionH relativeFrom="page">
                 <wp:posOffset>720090</wp:posOffset>
@@ -932,6 +2830,7 @@
                                     </w:rPr>
                                     <w:t xml:space="preserve"> </w:t>
                                   </w:r>
+                                  <w:proofErr w:type="spellStart"/>
                                   <w:r>
                                     <w:rPr>
                                       <w:rFonts w:ascii="GOST type B" w:hAnsi="GOST type B"/>
@@ -939,6 +2838,7 @@
                                     </w:rPr>
                                     <w:t>докум</w:t>
                                   </w:r>
+                                  <w:proofErr w:type="spellEnd"/>
                                   <w:r>
                                     <w:rPr>
                                       <w:rFonts w:ascii="GOST type B" w:hAnsi="GOST type B"/>
@@ -970,6 +2870,7 @@
                                       <w:sz w:val="18"/>
                                     </w:rPr>
                                   </w:pPr>
+                                  <w:proofErr w:type="spellStart"/>
                                   <w:r>
                                     <w:rPr>
                                       <w:rFonts w:ascii="GOST type B" w:hAnsi="GOST type B"/>
@@ -977,6 +2878,7 @@
                                     </w:rPr>
                                     <w:t>Подпись</w:t>
                                   </w:r>
+                                  <w:proofErr w:type="spellEnd"/>
                                 </w:p>
                               </w:tc>
                               <w:tc>
@@ -1074,7 +2976,7 @@
         </mc:Choice>
         <mc:Fallback>
           <w:pict>
-            <v:group w14:anchorId="1EC0C23F" id="Group 1" o:spid="_x0000_s1026" style="position:absolute;left:0;text-align:left;margin-left:56.7pt;margin-top:19.85pt;width:518.9pt;height:802.2pt;z-index:251659264;mso-position-horizontal-relative:page;mso-position-vertical-relative:page" coordorigin="1134,397" coordsize="10378,16044" o:gfxdata="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" o:allowincell="f">
+            <v:group w14:anchorId="39FCCE05" id="Group 1" o:spid="_x0000_s1026" style="position:absolute;left:0;text-align:left;margin-left:56.7pt;margin-top:19.85pt;width:518.9pt;height:802.2pt;z-index:251659264;mso-position-horizontal-relative:page;mso-position-vertical-relative:page" coordorigin="1134,397" coordsize="10378,16044" o:gfxdata="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" o:allowincell="f">
               <v:line id="Line 2" o:spid="_x0000_s1027" style="position:absolute;visibility:visible;mso-wrap-style:square" from="1134,397" to="1134,16441" o:connectortype="straight" o:gfxdata="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" strokeweight="2.25pt"/>
               <v:line id="Line 3" o:spid="_x0000_s1028" style="position:absolute;visibility:visible;mso-wrap-style:square" from="11509,397" to="11509,16441" o:connectortype="straight" o:gfxdata="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" strokeweight="2.25pt"/>
               <v:line id="Line 4" o:spid="_x0000_s1029" style="position:absolute;visibility:visible;mso-wrap-style:square" from="1137,16441" to="11512,16441" o:connectortype="straight" o:gfxdata="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" strokeweight="2.25pt"/>
@@ -1589,6 +3491,7 @@
                               </w:rPr>
                               <w:t xml:space="preserve"> </w:t>
                             </w:r>
+                            <w:proofErr w:type="spellStart"/>
                             <w:r>
                               <w:rPr>
                                 <w:rFonts w:ascii="GOST type B" w:hAnsi="GOST type B"/>
@@ -1596,6 +3499,7 @@
                               </w:rPr>
                               <w:t>докум</w:t>
                             </w:r>
+                            <w:proofErr w:type="spellEnd"/>
                             <w:r>
                               <w:rPr>
                                 <w:rFonts w:ascii="GOST type B" w:hAnsi="GOST type B"/>
@@ -1627,6 +3531,7 @@
                                 <w:sz w:val="18"/>
                               </w:rPr>
                             </w:pPr>
+                            <w:proofErr w:type="spellStart"/>
                             <w:r>
                               <w:rPr>
                                 <w:rFonts w:ascii="GOST type B" w:hAnsi="GOST type B"/>
@@ -1634,6 +3539,7 @@
                               </w:rPr>
                               <w:t>Подпись</w:t>
                             </w:r>
+                            <w:proofErr w:type="spellEnd"/>
                           </w:p>
                         </w:tc>
                         <w:tc>
@@ -4688,8 +6594,12 @@
     <w:qFormat/>
     <w:rsid w:val="00002602"/>
     <w:pPr>
+      <w:spacing w:after="100"/>
       <w:ind w:firstLine="851"/>
     </w:pPr>
+    <w:rPr>
+      <w:sz w:val="22"/>
+    </w:rPr>
   </w:style>
   <w:style w:type="character" w:default="1" w:styleId="a0">
     <w:name w:val="Default Paragraph Font"/>
@@ -4886,7 +6796,7 @@
     <w:unhideWhenUsed/>
     <w:rsid w:val="008178BD"/>
     <w:pPr>
-      <w:spacing w:before="100" w:beforeAutospacing="1" w:after="100" w:afterAutospacing="1"/>
+      <w:spacing w:before="100" w:beforeAutospacing="1" w:afterAutospacing="1"/>
       <w:ind w:firstLine="0"/>
     </w:pPr>
     <w:rPr>
@@ -4942,6 +6852,40 @@
     <w:name w:val="token"/>
     <w:basedOn w:val="a0"/>
     <w:rsid w:val="008178BD"/>
+  </w:style>
+  <w:style w:type="paragraph" w:customStyle="1" w:styleId="1">
+    <w:name w:val="Заголовок1"/>
+    <w:rPr>
+      <w:b/>
+      <w:sz w:val="36"/>
+    </w:rPr>
+  </w:style>
+  <w:style w:type="paragraph" w:customStyle="1" w:styleId="11">
+    <w:name w:val="Заголовок 11"/>
+    <w:rPr>
+      <w:b/>
+      <w:sz w:val="32"/>
+    </w:rPr>
+  </w:style>
+  <w:style w:type="paragraph" w:customStyle="1" w:styleId="21">
+    <w:name w:val="Заголовок 21"/>
+    <w:rPr>
+      <w:b/>
+      <w:sz w:val="26"/>
+    </w:rPr>
+  </w:style>
+  <w:style w:type="paragraph" w:customStyle="1" w:styleId="31">
+    <w:name w:val="Заголовок 31"/>
+    <w:rPr>
+      <w:b/>
+      <w:sz w:val="24"/>
+    </w:rPr>
+  </w:style>
+  <w:style w:type="paragraph" w:customStyle="1" w:styleId="10">
+    <w:name w:val="Нумерованный список1"/>
+  </w:style>
+  <w:style w:type="paragraph" w:customStyle="1" w:styleId="12">
+    <w:name w:val="Маркированный список1"/>
   </w:style>
 </w:styles>
 </file>
